--- a/PIRLS_Test_Kniska_Kovceg.docx
+++ b/PIRLS_Test_Kniska_Kovceg.docx
@@ -542,7 +542,100 @@
         <w:rPr>
           <w:b/>
         </w:rPr>
-        <w:t>12. Дали насловот „Тајната на стариот ковчег“ е соодветен? Објасни.</w:t>
+        <w:t>12. Дали насловот „Тајната на стариот ковчег“ е соодветен? Објасни користејќи информации од текстот.</w:t>
+      </w:r>
+      <w:r>
+        <w:rPr>
+          <w:i/>
+        </w:rPr>
+        <w:t xml:space="preserve"> [✎ 2 поен/и]</w:t>
+      </w:r>
+    </w:p>
+    <w:p>
+      <w:r>
+        <w:t>____________________________________________________________</w:t>
+      </w:r>
+    </w:p>
+    <w:p>
+      <w:r>
+        <w:t>____________________________________________________________</w:t>
+      </w:r>
+    </w:p>
+    <w:p>
+      <w:r>
+        <w:t>____________________________________________________________</w:t>
+      </w:r>
+    </w:p>
+    <w:p>
+      <w:r>
+        <w:rPr>
+          <w:b/>
+        </w:rPr>
+        <w:t>13. Каква беше атмосферата на таванот кога Марко првпат влезе таму?</w:t>
+      </w:r>
+    </w:p>
+    <w:p>
+      <w:pPr>
+        <w:ind w:left="720"/>
+      </w:pPr>
+      <w:r>
+        <w:t>O  А) Светла и модерна</w:t>
+      </w:r>
+    </w:p>
+    <w:p>
+      <w:pPr>
+        <w:ind w:left="720"/>
+      </w:pPr>
+      <w:r>
+        <w:t>O  Б) Темен и мирисаше на стара хартија</w:t>
+      </w:r>
+    </w:p>
+    <w:p>
+      <w:pPr>
+        <w:ind w:left="720"/>
+      </w:pPr>
+      <w:r>
+        <w:t>O  В) Бучна и полна со деца</w:t>
+      </w:r>
+    </w:p>
+    <w:p>
+      <w:pPr>
+        <w:ind w:left="720"/>
+      </w:pPr>
+      <w:r>
+        <w:t>O  Г) Празен и сосем нов</w:t>
+      </w:r>
+    </w:p>
+    <w:p>
+      <w:r>
+        <w:rPr>
+          <w:b/>
+        </w:rPr>
+        <w:t>14. Како авторот ни покажува дека Марко на почетокот се чувствувал многу досадно во селото? Наведи еден доказ од првиот пасус.</w:t>
+      </w:r>
+      <w:r>
+        <w:rPr>
+          <w:i/>
+        </w:rPr>
+        <w:t xml:space="preserve"> [✎ 1 поен/и]</w:t>
+      </w:r>
+    </w:p>
+    <w:p>
+      <w:r>
+        <w:t>____________________________________________________________</w:t>
+      </w:r>
+    </w:p>
+    <w:p>
+      <w:r>
+        <w:t>____________________________________________________________</w:t>
+      </w:r>
+    </w:p>
+    <w:p>
+      <w:r>
+        <w:rPr>
+          <w:b/>
+        </w:rPr>
+        <w:t>15. Зошто дедото рекол дека предметите во ковчегот се неговото „најголемо богатство“ иако тие не вределе многу пари?</w:t>
       </w:r>
       <w:r>
         <w:rPr>
